--- a/Apuntes/🚀 Test de JavaScript.docx
+++ b/Apuntes/🚀 Test de JavaScript.docx
@@ -820,65 +820,64 @@
         <w:pStyle w:val="Prrafodelista"/>
         <w:numPr>
           <w:ilvl w:val="0"/>
+          <w:numId w:val="11"/>
+        </w:numPr>
+        <w:rPr>
+          <w:b/>
+          <w:bCs/>
+          <w:color w:val="EE0000"/>
+        </w:rPr>
+      </w:pPr>
+      <w:r>
+        <w:rPr>
+          <w:b/>
+          <w:bCs/>
+          <w:color w:val="EE0000"/>
+        </w:rPr>
+        <w:t>'</w:t>
+      </w:r>
+      <w:proofErr w:type="spellStart"/>
+      <w:r>
+        <w:rPr>
+          <w:b/>
+          <w:bCs/>
+          <w:color w:val="EE0000"/>
+        </w:rPr>
+        <w:t>Hola</w:t>
+      </w:r>
+      <w:proofErr w:type="gramStart"/>
+      <w:r>
+        <w:rPr>
+          <w:b/>
+          <w:bCs/>
+          <w:color w:val="EE0000"/>
+        </w:rPr>
+        <w:t>'.length</w:t>
+      </w:r>
+      <w:proofErr w:type="spellEnd"/>
+      <w:proofErr w:type="gramEnd"/>
+    </w:p>
+    <w:p>
+      <w:pPr>
+        <w:pStyle w:val="Prrafodelista"/>
+        <w:numPr>
+          <w:ilvl w:val="0"/>
           <w:numId w:val="12"/>
         </w:numPr>
         <w:rPr>
           <w:lang w:val="en-US"/>
         </w:rPr>
       </w:pPr>
+      <w:proofErr w:type="spellStart"/>
       <w:r>
         <w:rPr>
           <w:lang w:val="en-US"/>
         </w:rPr>
-        <w:t>'</w:t>
-      </w:r>
-      <w:proofErr w:type="spellStart"/>
-      <w:r>
-        <w:rPr>
-          <w:lang w:val="en-US"/>
-        </w:rPr>
-        <w:t>Hola</w:t>
-      </w:r>
-      <w:proofErr w:type="gramStart"/>
-      <w:r>
-        <w:rPr>
-          <w:lang w:val="en-US"/>
-        </w:rPr>
-        <w:t>'.length</w:t>
-      </w:r>
-      <w:proofErr w:type="spellEnd"/>
-      <w:proofErr w:type="gramEnd"/>
-    </w:p>
-    <w:p>
-      <w:pPr>
-        <w:pStyle w:val="Prrafodelista"/>
-        <w:numPr>
-          <w:ilvl w:val="0"/>
-          <w:numId w:val="12"/>
-        </w:numPr>
-        <w:rPr>
-          <w:b/>
-          <w:bCs/>
-          <w:color w:val="EE0000"/>
-          <w:lang w:val="en-US"/>
-        </w:rPr>
-      </w:pPr>
-      <w:proofErr w:type="spellStart"/>
-      <w:r>
-        <w:rPr>
-          <w:b/>
-          <w:bCs/>
-          <w:color w:val="EE0000"/>
-          <w:lang w:val="en-US"/>
-        </w:rPr>
         <w:t>len</w:t>
       </w:r>
       <w:proofErr w:type="spellEnd"/>
       <w:r>
         <w:rPr>
-          <w:b/>
-          <w:bCs/>
-          <w:color w:val="EE0000"/>
           <w:lang w:val="en-US"/>
         </w:rPr>
         <w:t>('Hola')</w:t>
@@ -1496,8 +1495,18 @@
           <w:ilvl w:val="0"/>
           <w:numId w:val="20"/>
         </w:numPr>
-      </w:pPr>
-      <w:r>
+        <w:rPr>
+          <w:b/>
+          <w:bCs/>
+          <w:color w:val="EE0000"/>
+        </w:rPr>
+      </w:pPr>
+      <w:r>
+        <w:rPr>
+          <w:b/>
+          <w:bCs/>
+          <w:color w:val="EE0000"/>
+        </w:rPr>
         <w:t>edad &gt;= 18</w:t>
       </w:r>
     </w:p>
@@ -2013,8 +2022,18 @@
           <w:ilvl w:val="0"/>
           <w:numId w:val="28"/>
         </w:numPr>
-      </w:pPr>
-      <w:r>
+        <w:rPr>
+          <w:b/>
+          <w:bCs/>
+          <w:color w:val="EE0000"/>
+        </w:rPr>
+      </w:pPr>
+      <w:r>
+        <w:rPr>
+          <w:b/>
+          <w:bCs/>
+          <w:color w:val="EE0000"/>
+        </w:rPr>
         <w:t>Repite mientras la condición sea true</w:t>
       </w:r>
     </w:p>
@@ -5106,16 +5125,8 @@
           <w:ilvl w:val="0"/>
           <w:numId w:val="64"/>
         </w:numPr>
-        <w:rPr>
-          <w:b/>
-          <w:bCs/>
-        </w:rPr>
-      </w:pPr>
-      <w:r>
-        <w:rPr>
-          <w:b/>
-          <w:bCs/>
-        </w:rPr>
+      </w:pPr>
+      <w:r>
         <w:t>Selecciona el primer párrafo</w:t>
       </w:r>
     </w:p>
@@ -13418,6 +13429,7 @@
   <w:style w:type="character" w:default="1" w:styleId="Fuentedeprrafopredeter">
     <w:name w:val="Default Paragraph Font"/>
     <w:uiPriority w:val="1"/>
+    <w:semiHidden/>
     <w:unhideWhenUsed/>
   </w:style>
   <w:style w:type="table" w:default="1" w:styleId="Tablanormal">
